--- a/resources/a-level-business-the-first-fortnight/A-Level-Business-The-First-Fortnight-EDITABLE.docx
+++ b/resources/a-level-business-the-first-fortnight/A-Level-Business-The-First-Fortnight-EDITABLE.docx
@@ -103,7 +103,7 @@
           <w:i w:val="0"/>
           <w:sz w:val="21"/>
         </w:rPr>
-        <w:t>A method mark tag, so you can see what earns before the answer is right</w:t>
+        <w:t>A method mark tag, so you can see what earns when the answer comes out wrong</w:t>
       </w:r>
     </w:p>
     <w:p>
@@ -224,7 +224,7 @@
           <w:i w:val="0"/>
           <w:sz w:val="21"/>
         </w:rPr>
-        <w:t>Model answers are usually handed out whole and students are told they are good, which teaches very little, because the student cannot see which part did the work. Here every answer is broken into numbered sentences and each sentence carries a tag. One of the tags is new and it is the one that matters in September: M, a method mark. Eight of the twenty question parts in this pack are calculations, and on a calculation the working earns even when the final figure is wrong. Those are marked wrongly more often than anything else, in both directions. Nothing is given for correct working with a slip in it, and full marks are given for a right answer with no working at all.</w:t>
+        <w:t>Model answers are usually handed out whole and students are told they are good, which teaches very little, because the student cannot see which part did the work. Here every answer is broken into numbered sentences and each sentence carries a tag. One of the tags is new and it is the one that matters in September: M, a method mark. Eight of the twenty question parts in this pack are calculations, and on a calculation the working earns even when the final figure is wrong, while a right answer with nothing written under it still takes the marks. Both of those are the boards' own rules, both are printed in published mark schemes, and both are quoted a few pages on so you can check them rather than take my word. The one that goes wrong in September is the first: correct working with a slip in it, marked as nought, when every step that was right should have been paid.</w:t>
       </w:r>
     </w:p>
     <w:p>
@@ -316,7 +316,7 @@
           <w:i w:val="0"/>
           <w:sz w:val="21"/>
         </w:rPr>
-        <w:t>Mark schemes, level descriptors and tariffs change, and they differ between boards. The mark scheme in this pack is mine. It is written to the shapes both boards use, and it is labelled as mine every time it appears. It does not quote any board's level descriptors and it does not claim which paper carries which tariff. Take those from your current specification and mark schemes, which are free and current. The specification references in the next section are the one part of this pack that is not mine, so every one of them was checked against the published specification before it was printed, including the one that says a topic is not there.</w:t>
+        <w:t>Mark schemes, level descriptors and tariffs change, and they differ between boards. The mark scheme in this pack is mine. It is written to the shapes both boards use, and it is labelled as mine every time it appears. It does not quote any board's level descriptors and it does not claim which paper carries which tariff. Take those from your current specification and mark schemes, which are free and current. The specification references in the next section are the one part of this pack that is not mine, so every one of them was checked against the published specification before it was printed, including the one that says a topic is not there. The same goes for the two things this pack says about how the boards mark a calculation: both are quoted from a published mark scheme, and the paper is named where the quotation appears.</w:t>
       </w:r>
     </w:p>
     <w:p>
@@ -566,7 +566,7 @@
                 <w:i w:val="0"/>
                 <w:sz w:val="16"/>
               </w:rPr>
-              <w:t>1.1.3 Market positioning, for added value. Part 1b is Theme 2, 2.2.2.</w:t>
+              <w:t>1.1.3 Market positioning, for added value. Part 1b is Theme 2: 2.2.2 for the revenue and the costs, 2.3.1 Profit for the profit itself.</w:t>
             </w:r>
           </w:p>
         </w:tc>
@@ -1442,7 +1442,342 @@
           <w:i w:val="0"/>
           <w:sz w:val="21"/>
         </w:rPr>
-        <w:t>A student who writes 62,000 times 1.40 and then puts 86,000 has earned the method and lost the accuracy. A student who writes 86,800 and nothing else has the answer and no evidence of a method, which is fine on a two-mark calculation and a problem on a four-mark one. Both of those get marked wrongly in September, in opposite directions, and both cost the same amount of trust in the marking when a student notices.</w:t>
+        <w:t>A student who writes 62,000 times 1.40 and then puts 86,000 has earned the method and lost the accuracy, and the board pays for the step that was right. A student who writes 86,800 and nothing else has the answer and no evidence of a method, and that is not a fault at any tariff: on both boards a correct answer standing on its own takes the whole of the calculation credit, and a stem that says show your working does not change it. Only one of those two gets marked wrongly in September and it is the first, because working with a slip in it looks wrong at a glance and the nought goes on before anyone reads the second line. It costs trust the moment the student notices.</w:t>
+      </w:r>
+    </w:p>
+    <w:p>
+      <w:pPr>
+        <w:spacing w:after="120" w:before="0"/>
+      </w:pPr>
+      <w:r>
+        <w:rPr>
+          <w:b w:val="0"/>
+          <w:i w:val="0"/>
+          <w:sz w:val="21"/>
+        </w:rPr>
+        <w:t>Which is why the working is still worth installing in week one. It is free when the answer is right, and it is the only thing left to mark when the answer is wrong.</w:t>
+      </w:r>
+    </w:p>
+    <w:p>
+      <w:pPr>
+        <w:pStyle w:val="Heading2"/>
+      </w:pPr>
+      <w:r>
+        <w:t>What the boards print, so you do not have to take my word for it</w:t>
+      </w:r>
+    </w:p>
+    <w:p>
+      <w:pPr>
+        <w:spacing w:after="80" w:before="0"/>
+      </w:pPr>
+      <w:r>
+        <w:rPr>
+          <w:b w:val="0"/>
+          <w:i w:val="0"/>
+          <w:sz w:val="19"/>
+        </w:rPr>
+        <w:t>This is the one place in the pack where I am telling you what an examiner does, so here is the evidence rather than the assertion. Three published mark schemes, quoted as printed. All three are free downloads from the board.</w:t>
+      </w:r>
+    </w:p>
+    <w:tbl>
+      <w:tblPr>
+        <w:tblStyle w:val="TableGrid"/>
+        <w:tblW w:type="auto" w:w="0"/>
+        <w:jc w:val="left"/>
+        <w:tblLayout w:type="fixed"/>
+        <w:tblLook w:firstColumn="1" w:firstRow="1" w:lastColumn="0" w:lastRow="0" w:noHBand="0" w:noVBand="1" w:val="04A0"/>
+      </w:tblPr>
+      <w:tblGrid>
+        <w:gridCol w:w="3369"/>
+        <w:gridCol w:w="3369"/>
+        <w:gridCol w:w="3369"/>
+      </w:tblGrid>
+      <w:tr>
+        <w:trPr>
+          <w:tblHeader w:val="true"/>
+          <w:cantSplit/>
+        </w:trPr>
+        <w:tc>
+          <w:tcPr>
+            <w:tcW w:type="dxa" w:w="2800"/>
+            <w:shd w:val="clear" w:color="auto" w:fill="E8E8E8"/>
+          </w:tcPr>
+          <w:p>
+            <w:pPr>
+              <w:spacing w:after="30" w:before="30" w:line="245" w:lineRule="auto"/>
+            </w:pPr>
+            <w:r/>
+            <w:r>
+              <w:rPr>
+                <w:rFonts w:ascii="Calibri" w:hAnsi="Calibri"/>
+                <w:b/>
+                <w:i w:val="0"/>
+                <w:sz w:val="16"/>
+              </w:rPr>
+              <w:t>The paper and the question</w:t>
+            </w:r>
+          </w:p>
+        </w:tc>
+        <w:tc>
+          <w:tcPr>
+            <w:tcW w:type="dxa" w:w="4000"/>
+            <w:shd w:val="clear" w:color="auto" w:fill="E8E8E8"/>
+          </w:tcPr>
+          <w:p>
+            <w:pPr>
+              <w:spacing w:after="30" w:before="30" w:line="245" w:lineRule="auto"/>
+            </w:pPr>
+            <w:r/>
+            <w:r>
+              <w:rPr>
+                <w:rFonts w:ascii="Calibri" w:hAnsi="Calibri"/>
+                <w:b/>
+                <w:i w:val="0"/>
+                <w:sz w:val="16"/>
+              </w:rPr>
+              <w:t>What the published mark scheme prints</w:t>
+            </w:r>
+          </w:p>
+        </w:tc>
+        <w:tc>
+          <w:tcPr>
+            <w:tcW w:type="dxa" w:w="3300"/>
+            <w:shd w:val="clear" w:color="auto" w:fill="E8E8E8"/>
+          </w:tcPr>
+          <w:p>
+            <w:pPr>
+              <w:spacing w:after="30" w:before="30" w:line="245" w:lineRule="auto"/>
+            </w:pPr>
+            <w:r/>
+            <w:r>
+              <w:rPr>
+                <w:rFonts w:ascii="Calibri" w:hAnsi="Calibri"/>
+                <w:b/>
+                <w:i w:val="0"/>
+                <w:sz w:val="16"/>
+              </w:rPr>
+              <w:t>What it means with a pen in your hand</w:t>
+            </w:r>
+          </w:p>
+        </w:tc>
+      </w:tr>
+      <w:tr>
+        <w:trPr>
+          <w:cantSplit/>
+        </w:trPr>
+        <w:tc>
+          <w:tcPr>
+            <w:tcW w:type="dxa" w:w="2800"/>
+          </w:tcPr>
+          <w:p>
+            <w:pPr>
+              <w:spacing w:after="30" w:before="30" w:line="245" w:lineRule="auto"/>
+            </w:pPr>
+            <w:r/>
+            <w:r>
+              <w:rPr>
+                <w:rFonts w:ascii="Calibri" w:hAnsi="Calibri"/>
+                <w:b w:val="0"/>
+                <w:i w:val="0"/>
+                <w:sz w:val="16"/>
+              </w:rPr>
+              <w:t>AQA A-level Business 7132/1, June 2023, question 17. A four mark current ratio calculation. The stem says Show your working.</w:t>
+            </w:r>
+          </w:p>
+        </w:tc>
+        <w:tc>
+          <w:tcPr>
+            <w:tcW w:type="dxa" w:w="4000"/>
+          </w:tcPr>
+          <w:p>
+            <w:pPr>
+              <w:spacing w:after="30" w:before="30" w:line="245" w:lineRule="auto"/>
+            </w:pPr>
+            <w:r/>
+            <w:r>
+              <w:rPr>
+                <w:rFonts w:ascii="Calibri" w:hAnsi="Calibri"/>
+                <w:b w:val="0"/>
+                <w:i w:val="0"/>
+                <w:sz w:val="16"/>
+              </w:rPr>
+              <w:t>Answer = 2.2: 1 OR 2.2 (4 marks). The three steps are then broken out below it, each worth one mark, with the note Use OFR only if either CA or CL figure is correct. OFR is listed in the same document's key as Own Figure Rule.</w:t>
+            </w:r>
+          </w:p>
+        </w:tc>
+        <w:tc>
+          <w:tcPr>
+            <w:tcW w:type="dxa" w:w="3300"/>
+          </w:tcPr>
+          <w:p>
+            <w:pPr>
+              <w:spacing w:after="30" w:before="30" w:line="245" w:lineRule="auto"/>
+            </w:pPr>
+            <w:r/>
+            <w:r>
+              <w:rPr>
+                <w:rFonts w:ascii="Calibri" w:hAnsi="Calibri"/>
+                <w:b w:val="0"/>
+                <w:i w:val="0"/>
+                <w:sz w:val="16"/>
+              </w:rPr>
+              <w:t>The right answer on its own is worth all four, and the stem asking for working does not change that. The steps exist so that a wrong answer can still be paid for the part that was right.</w:t>
+            </w:r>
+          </w:p>
+        </w:tc>
+      </w:tr>
+      <w:tr>
+        <w:trPr>
+          <w:cantSplit/>
+        </w:trPr>
+        <w:tc>
+          <w:tcPr>
+            <w:tcW w:type="dxa" w:w="2800"/>
+          </w:tcPr>
+          <w:p>
+            <w:pPr>
+              <w:spacing w:after="30" w:before="30" w:line="245" w:lineRule="auto"/>
+            </w:pPr>
+            <w:r/>
+            <w:r>
+              <w:rPr>
+                <w:rFonts w:ascii="Calibri" w:hAnsi="Calibri"/>
+                <w:b w:val="0"/>
+                <w:i w:val="0"/>
+                <w:sz w:val="16"/>
+              </w:rPr>
+              <w:t>AQA AS Business 7131/1, sample assessment material, question 12. A five mark fixed cost calculation. The stem says Show your workings.</w:t>
+            </w:r>
+          </w:p>
+        </w:tc>
+        <w:tc>
+          <w:tcPr>
+            <w:tcW w:type="dxa" w:w="4000"/>
+          </w:tcPr>
+          <w:p>
+            <w:pPr>
+              <w:spacing w:after="30" w:before="30" w:line="245" w:lineRule="auto"/>
+            </w:pPr>
+            <w:r/>
+            <w:r>
+              <w:rPr>
+                <w:rFonts w:ascii="Calibri" w:hAnsi="Calibri"/>
+                <w:b w:val="0"/>
+                <w:i w:val="0"/>
+                <w:sz w:val="16"/>
+              </w:rPr>
+              <w:t>Answer = £6600 (5 marks). Two complete routes to it are then set out underneath, one through the break-even formula and one through contribution, followed by the line Alternative methods can be credited.</w:t>
+            </w:r>
+          </w:p>
+        </w:tc>
+        <w:tc>
+          <w:tcPr>
+            <w:tcW w:type="dxa" w:w="3300"/>
+          </w:tcPr>
+          <w:p>
+            <w:pPr>
+              <w:spacing w:after="30" w:before="30" w:line="245" w:lineRule="auto"/>
+            </w:pPr>
+            <w:r/>
+            <w:r>
+              <w:rPr>
+                <w:rFonts w:ascii="Calibri" w:hAnsi="Calibri"/>
+                <w:b w:val="0"/>
+                <w:i w:val="0"/>
+                <w:sz w:val="16"/>
+              </w:rPr>
+              <w:t>The same rule at a higher tariff, and a reminder that a route you did not expect is not a route that is wrong. Read the working before deciding it is not a method.</w:t>
+            </w:r>
+          </w:p>
+        </w:tc>
+      </w:tr>
+      <w:tr>
+        <w:trPr>
+          <w:cantSplit/>
+        </w:trPr>
+        <w:tc>
+          <w:tcPr>
+            <w:tcW w:type="dxa" w:w="2800"/>
+          </w:tcPr>
+          <w:p>
+            <w:pPr>
+              <w:spacing w:after="30" w:before="30" w:line="245" w:lineRule="auto"/>
+            </w:pPr>
+            <w:r/>
+            <w:r>
+              <w:rPr>
+                <w:rFonts w:ascii="Calibri" w:hAnsi="Calibri"/>
+                <w:b w:val="0"/>
+                <w:i w:val="0"/>
+                <w:sz w:val="16"/>
+              </w:rPr>
+              <w:t>Pearson Edexcel 9BS0 Paper 2, summer 2024, questions 1b and 2a. Four mark calculations of return on capital employed and of a change in operating profit margin.</w:t>
+            </w:r>
+          </w:p>
+        </w:tc>
+        <w:tc>
+          <w:tcPr>
+            <w:tcW w:type="dxa" w:w="4000"/>
+          </w:tcPr>
+          <w:p>
+            <w:pPr>
+              <w:spacing w:after="30" w:before="30" w:line="245" w:lineRule="auto"/>
+            </w:pPr>
+            <w:r/>
+            <w:r>
+              <w:rPr>
+                <w:rFonts w:ascii="Calibri" w:hAnsi="Calibri"/>
+                <w:b w:val="0"/>
+                <w:i w:val="0"/>
+                <w:sz w:val="16"/>
+              </w:rPr>
+              <w:t>N.B: If the only answer given is 6.01% award 4 marks. If the only answer given is 6.01 or 6.0 award 3 marks. And on 2a: NB: If the only answer given is 4.63%, 4.63, 4.62%, 4.62 award 4 marks. If the answer given is 4.6% or 4.6 award 3 marks.</w:t>
+            </w:r>
+          </w:p>
+        </w:tc>
+        <w:tc>
+          <w:tcPr>
+            <w:tcW w:type="dxa" w:w="3300"/>
+          </w:tcPr>
+          <w:p>
+            <w:pPr>
+              <w:spacing w:after="30" w:before="30" w:line="245" w:lineRule="auto"/>
+            </w:pPr>
+            <w:r/>
+            <w:r>
+              <w:rPr>
+                <w:rFonts w:ascii="Calibri" w:hAnsi="Calibri"/>
+                <w:b w:val="0"/>
+                <w:i w:val="0"/>
+                <w:sz w:val="16"/>
+              </w:rPr>
+              <w:t>Edexcel writes the rule out in full. Note what does cost the fourth mark on that paper: the missing per cent sign and the over-rounded figure. Not the missing working.</w:t>
+            </w:r>
+          </w:p>
+        </w:tc>
+      </w:tr>
+    </w:tbl>
+    <w:p>
+      <w:pPr>
+        <w:spacing w:after="120" w:before="0"/>
+      </w:pPr>
+      <w:r>
+        <w:rPr>
+          <w:sz w:val="4"/>
+        </w:rPr>
+      </w:r>
+    </w:p>
+    <w:p>
+      <w:pPr>
+        <w:spacing w:after="120" w:before="0"/>
+      </w:pPr>
+      <w:r>
+        <w:rPr>
+          <w:b w:val="0"/>
+          <w:i w:val="0"/>
+          <w:sz w:val="19"/>
+        </w:rPr>
+        <w:t>So there is one thing to change before you mark the first set of books, and it is not the one most people expect. Do not take marks off a right answer for being bare. Do go looking for the correct route under a wrong total, because that is the credit both boards intend to give and it is the one that quietly gets missed at half past ten at night.</w:t>
       </w:r>
     </w:p>
     <w:p>
@@ -3472,7 +3807,7 @@
           <w:i w:val="0"/>
           <w:sz w:val="19"/>
         </w:rPr>
-        <w:t>1b. One mark for revenue of £86,800. One for total variable cost of £46,500. One for adding fixed costs of £14,500 to reach a total cost of £61,000. One for £25,800.</w:t>
+        <w:t>1b. One mark for revenue of £86,800. One for total variable cost of £46,500. One for adding fixed costs of £14,500 to reach a total cost of £61,000. One for £25,800. A bare £25,800 with no working under it takes all four. The four steps are how the marks are found when the answer is wrong, which is how both boards set a calculation scheme out.</w:t>
       </w:r>
     </w:p>
     <w:p>
@@ -3485,7 +3820,7 @@
           <w:i w:val="0"/>
           <w:sz w:val="19"/>
         </w:rPr>
-        <w:t>1c. One mark for added value defined as price minus the cost of bought-in goods. One for profit defined as revenue minus all costs. One for the two Kova figures placed side by side. One for naming a cost that sits between the two, such as delivery, co-packing, wages or rent.</w:t>
+        <w:t>1c. One mark for added value defined as the selling price minus the cost of inputs, which is AQA's own wording, or as the price minus the cost of bought-in goods and services, which is the same idea in different words. One for profit defined as revenue minus all costs. One for the two Kova figures placed side by side. One for naming a cost that sits between the two, such as delivery, co-packing, wages or rent.</w:t>
       </w:r>
     </w:p>
     <w:p>
@@ -3680,7 +4015,7 @@
                 <w:i w:val="0"/>
                 <w:sz w:val="17"/>
               </w:rPr>
-              <w:t>Both marks on part a. The calculation is one subtraction, so the answer implies the method. On a four-mark calculation the same behaviour costs three marks, and the class needs to hear that difference in week one.</w:t>
+              <w:t>Both marks on part a. The calculation is one subtraction, so the answer implies the method. A bare right answer takes the marks on the longer calculations too, on both boards. What it does not do is leave anything to rescue when the arithmetic slips, which is the whole of sentence 4 below.</w:t>
             </w:r>
           </w:p>
         </w:tc>
@@ -4105,7 +4440,7 @@
                 <w:i w:val="0"/>
                 <w:sz w:val="17"/>
               </w:rPr>
-              <w:t>Nearly right, and not right. Some glossaries do phrase added value loosely, as the price minus the cost of the inputs, so do not treat this as a howler. Be strict anyway, and here is the reason to give the class: the cost of making it is heard as everything it cost, and if wages come out then added value and profit are the same number and part c has nothing left to say. Added value takes off the bought-in goods and services only. One mark, because the idea is there, and this is the sentence that separates a 1 from a 2 on part c.</w:t>
+              <w:t>One mark, because the idea is there, and then thirty seconds with the class. The wording to want is the cost of inputs, and it is AQA's own: the 7132 subject specific vocabulary defines added value as the increase in worth of a product or service because of the production process or additional features, measured by the difference between the selling price and the cost of inputs. Mark that version right wherever it turns up. The cost of making it is the looser cousin, because a class hears it as everything it cost, and once wages come out added value and profit are the same number and part c has nothing left to say. Ask which inputs, and whether wages are one of them. This is the sentence that separates a 1 from a 2 on part c.</w:t>
             </w:r>
           </w:p>
         </w:tc>
@@ -4667,7 +5002,7 @@
                 <w:i w:val="0"/>
                 <w:sz w:val="18"/>
               </w:rPr>
-              <w:t>Correct method with a slipped figure. The right answer to part a with no working. Any correct route to £25,800, including contribution first: 62,000 x £0.65 = £40,300, less £14,500.</w:t>
+              <w:t>Correct method with a slipped figure. A right answer with no working under it, on any part and at any tariff, because both boards pay it in full. Added value defined as the selling price minus the cost of inputs, which is AQA's own wording. Any correct route to £25,800, including contribution first: 62,000 x £0.65 = £40,300, less £14,500.</w:t>
             </w:r>
           </w:p>
         </w:tc>
@@ -4712,7 +5047,7 @@
                 <w:i w:val="0"/>
                 <w:sz w:val="18"/>
               </w:rPr>
-              <w:t>A definition of added value that leaves out the words bought in, including the price minus the cost of the inputs. The wording is loose rather than wrong. Write the two words in, or ask which inputs and whether wages are one of them.</w:t>
+              <w:t>Added value defined as the price minus the cost of making it. Not wrong, and a class hears the cost of making it as wages included, which leaves part c with nothing to say. Ask which inputs, and whether wages are one of them.</w:t>
             </w:r>
           </w:p>
         </w:tc>
@@ -14111,7 +14446,7 @@
           <w:i w:val="0"/>
           <w:sz w:val="21"/>
         </w:rPr>
-        <w:t>Fifteen minutes at the start of the next lesson. Put a calculation on the board, do it wrongly on purpose, and mark it in front of them so they watch the method marks land on a wrong answer. Then make working compulsory for two weeks and mark nothing without it.</w:t>
+        <w:t>Fifteen minutes at the start of the next lesson. Put a calculation on the board, do it wrongly on purpose, and mark it in front of them so they watch the method marks land on a wrong answer. Then make working compulsory for two weeks and mark nothing without it. Say out loud that this one is your rule for a fortnight and not the board's: in the exam a right answer with nothing under it still takes the marks, and the working is there for the day the answer comes out wrong.</w:t>
       </w:r>
     </w:p>
     <w:p>
@@ -15912,7 +16247,7 @@
                 <w:i w:val="0"/>
                 <w:sz w:val="17"/>
               </w:rPr>
-              <w:t>A right answer with nothing underneath it.</w:t>
+              <w:t>A wrong answer with nothing underneath it.</w:t>
             </w:r>
           </w:p>
         </w:tc>
@@ -15932,7 +16267,7 @@
                 <w:i w:val="0"/>
                 <w:sz w:val="17"/>
               </w:rPr>
-              <w:t>Costs nothing when the answer is right and saves three marks when it is wrong. Write it every time.</w:t>
+              <w:t>Working costs the student nothing when the answer is right, because a bare right answer still takes its marks, and it saves three of the four when the answer is wrong. This is the question that makes that worth their while.</w:t>
             </w:r>
           </w:p>
         </w:tc>
@@ -16089,6 +16424,48 @@
           <w:sz w:val="19"/>
         </w:rPr>
         <w:t>Two rules about the margin. Do not write a phrase you are not prepared to say out loud in class, because the class will ask what it means and the answer has to be the same one every time. And do not write anything at all next to a sentence you would not have time to improve yourself in the twenty seconds a student will spend reading it.</w:t>
+      </w:r>
+    </w:p>
+    <w:p>
+      <w:pPr>
+        <w:pStyle w:val="Heading2"/>
+      </w:pPr>
+      <w:r>
+        <w:t>A third rule, and it is the one I got wrong</w:t>
+      </w:r>
+    </w:p>
+    <w:p>
+      <w:pPr>
+        <w:spacing w:after="120" w:before="0"/>
+      </w:pPr>
+      <w:r>
+        <w:rPr>
+          <w:b w:val="0"/>
+          <w:i w:val="0"/>
+          <w:sz w:val="19"/>
+        </w:rPr>
+        <w:t>Do not write anything beside a right answer that has no working under it. There is nothing there to correct. Both boards pay a bare correct answer in full, so a query in the margin next to one is either wrong or, worse, right in your classroom and wrong in the exam hall, which is the version a student finds out about in June. If you want the working, ask for it on the next question instead. Save Working? for the answers that came out wrong, where it is true, where it is worth three marks of the four, and where the student can see for themselves why the four seconds were worth it. Used that way it means something by October. Used on everything it means nothing by Wednesday.</w:t>
+      </w:r>
+    </w:p>
+    <w:p>
+      <w:pPr>
+        <w:pStyle w:val="Heading2"/>
+      </w:pPr>
+      <w:r>
+        <w:t>And when a student challenges a mark</w:t>
+      </w:r>
+    </w:p>
+    <w:p>
+      <w:pPr>
+        <w:spacing w:after="120" w:before="0"/>
+      </w:pPr>
+      <w:r>
+        <w:rPr>
+          <w:b w:val="0"/>
+          <w:i w:val="0"/>
+          <w:sz w:val="19"/>
+        </w:rPr>
+        <w:t>It happens in the first fortnight, it is nearly always a calculation, and it is nearly always the student who is right. Take it after the lesson rather than in front of the class, and then actually take it. If the answer is right and bare, the marks go back on and no case needs making. If the working is right and the total is wrong, count the steps and pay for the ones that stand. If you do change a mark, say so to the whole class and say why, because a class learns more from watching a teacher correct a mark than from any of the six questions in this pack. The point of a mark scheme is that it can be checked. One that is never questioned is not being read.</w:t>
       </w:r>
     </w:p>
     <w:p>

--- a/resources/a-level-business-the-first-fortnight/A-Level-Business-The-First-Fortnight-EDITABLE.docx
+++ b/resources/a-level-business-the-first-fortnight/A-Level-Business-The-First-Fortnight-EDITABLE.docx
@@ -11152,7 +11152,7 @@
                 <w:i w:val="0"/>
                 <w:sz w:val="18"/>
               </w:rPr>
-              <w:t>0.6 per cent written as 0.6, 0.60 or 0.006 with the per cent shown. A volume share of 0.48 per cent rounded to 0.5 per cent.</w:t>
+              <w:t>0.6 per cent written as 0.6 or 0.60 with the per cent sign, or as the decimal 0.006 without it. A volume share of 0.48 per cent rounded to 0.5 per cent.</w:t>
             </w:r>
           </w:p>
         </w:tc>
